--- a/FortKnoxScript.docx
+++ b/FortKnoxScript.docx
@@ -19,7 +19,7 @@
     </w:p>
     <w:p>
       <w:pPr>
-        <w:pStyle w:val="BlockQuotation"/>
+        <w:pStyle w:val="BlockQuotationuser"/>
         <w:bidi w:val="0"/>
         <w:spacing w:before="0" w:after="283"/>
         <w:ind w:hanging="0" w:start="567" w:end="567"/>
@@ -28,50 +28,69 @@
       </w:pPr>
       <w:r>
         <w:rPr/>
-        <w:t>Hi there — I’m James.</w:t>
-      </w:r>
-    </w:p>
-    <w:p>
-      <w:pPr>
-        <w:pStyle w:val="BodyText"/>
-        <w:bidi w:val="0"/>
-        <w:spacing w:lineRule="auto" w:line="276" w:before="0" w:after="140"/>
-        <w:jc w:val="start"/>
-        <w:rPr/>
-      </w:pPr>
-      <w:r>
-        <w:rPr/>
-        <w:t xml:space="preserve">And I want to welcome you to </w:t>
-      </w:r>
-      <w:r>
-        <w:rPr>
-          <w:rStyle w:val="Strong"/>
-        </w:rPr>
-        <w:t>Fort Knox Self Storage</w:t>
-      </w:r>
-      <w:r>
-        <w:rPr/>
-        <w:t>, right here in Vernal.</w:t>
-      </w:r>
-    </w:p>
-    <w:p>
-      <w:pPr>
-        <w:pStyle w:val="BodyText"/>
-        <w:bidi w:val="0"/>
-        <w:spacing w:lineRule="auto" w:line="276" w:before="0" w:after="140"/>
-        <w:jc w:val="start"/>
-        <w:rPr/>
-      </w:pPr>
-      <w:r>
-        <w:rPr/>
-        <w:t xml:space="preserve">I’m not some corporate manager </w:t>
-      </w:r>
-      <w:r>
-        <w:rPr/>
-        <w:t>from Salt Lake…..</w:t>
-      </w:r>
-      <w:r>
-        <w:rPr/>
+        <w:t xml:space="preserve">(James01) </w:t>
+      </w:r>
+      <w:r>
+        <w:rPr/>
+        <w:t xml:space="preserve">Hi — I’m James </w:t>
+      </w:r>
+      <w:r>
+        <w:rPr/>
+        <w:t>Richards, owner of Fort Knox Self Storage in Vernal, Utah.</w:t>
+      </w:r>
+    </w:p>
+    <w:p>
+      <w:pPr>
+        <w:pStyle w:val="BodyText"/>
+        <w:bidi w:val="0"/>
+        <w:spacing w:lineRule="auto" w:line="276" w:before="0" w:after="140"/>
+        <w:jc w:val="start"/>
+        <w:rPr/>
+      </w:pPr>
+      <w:r>
+        <w:rPr>
+          <w:rStyle w:val="Strong"/>
+        </w:rPr>
+        <w:t xml:space="preserve">(James06)  </w:t>
+      </w:r>
+      <w:r>
+        <w:rPr/>
+        <w:t>W</w:t>
+      </w:r>
+      <w:r>
+        <w:rPr/>
+        <w:t xml:space="preserve">elcome to </w:t>
+      </w:r>
+      <w:r>
+        <w:rPr/>
+        <w:t>our</w:t>
+      </w:r>
+      <w:r>
+        <w:rPr>
+          <w:rStyle w:val="Strong"/>
+        </w:rPr>
+        <w:t xml:space="preserve"> Self Storage </w:t>
+      </w:r>
+      <w:r>
+        <w:rPr>
+          <w:rStyle w:val="Strong"/>
+        </w:rPr>
+        <w:t xml:space="preserve">facility! </w:t>
+      </w:r>
+    </w:p>
+    <w:p>
+      <w:pPr>
+        <w:pStyle w:val="BodyText"/>
+        <w:bidi w:val="0"/>
+        <w:spacing w:lineRule="auto" w:line="276" w:before="0" w:after="140"/>
+        <w:jc w:val="start"/>
+        <w:rPr>
+          <w:rStyle w:val="Strong"/>
+        </w:rPr>
+      </w:pPr>
+      <w:r>
+        <w:rPr/>
+        <w:t>I’m not some corporate manager from Salt Lake…..</w:t>
         <w:br/>
         <w:t xml:space="preserve">I’m your </w:t>
       </w:r>
@@ -117,75 +136,93 @@
       </w:pPr>
       <w:r>
         <w:rPr/>
-        <w:t>And I take that personally.</w:t>
-      </w:r>
-    </w:p>
-    <w:p>
-      <w:pPr>
-        <w:pStyle w:val="BodyText"/>
-        <w:bidi w:val="0"/>
-        <w:spacing w:lineRule="auto" w:line="276" w:before="0" w:after="140"/>
-        <w:jc w:val="start"/>
-        <w:rPr/>
-      </w:pPr>
-      <w:r>
-        <w:rPr/>
-        <w:t xml:space="preserve">This facility was built like a fortress — with clean, fire </w:t>
-      </w:r>
-      <w:r>
-        <w:rPr/>
-        <w:t>proof and mouse proof</w:t>
-      </w:r>
-      <w:r>
-        <w:rPr/>
-        <w:t xml:space="preserve"> —</w:t>
-        <w:br/>
-        <w:t>so your things stay protected all year long.</w:t>
-      </w:r>
-    </w:p>
-    <w:p>
-      <w:pPr>
-        <w:pStyle w:val="BodyText"/>
-        <w:bidi w:val="0"/>
-        <w:spacing w:lineRule="auto" w:line="276" w:before="0" w:after="140"/>
-        <w:jc w:val="start"/>
-        <w:rPr/>
-      </w:pPr>
-      <w:r>
-        <w:rPr/>
-        <w:t>We keep everything smoke-free, and professionally maintained,</w:t>
-        <w:br/>
-        <w:t>because your belongings deserve better than dusty, forgotten storage.</w:t>
-      </w:r>
-    </w:p>
-    <w:p>
-      <w:pPr>
-        <w:pStyle w:val="BodyText"/>
-        <w:bidi w:val="0"/>
-        <w:spacing w:lineRule="auto" w:line="276" w:before="0" w:after="140"/>
-        <w:jc w:val="start"/>
-        <w:rPr/>
-      </w:pPr>
-      <w:r>
-        <w:rPr/>
-        <w:t xml:space="preserve">Rent six months — you get </w:t>
-      </w:r>
-      <w:r>
-        <w:rPr>
-          <w:rStyle w:val="Strong"/>
-        </w:rPr>
-        <w:t>one full month free.</w:t>
-      </w:r>
-      <w:r>
-        <w:rPr/>
-        <w:br/>
-        <w:t xml:space="preserve">Rent a year — you get </w:t>
-      </w:r>
-      <w:r>
-        <w:rPr>
-          <w:rStyle w:val="Strong"/>
-        </w:rPr>
-        <w:t>two full months free.</w:t>
+        <w:t xml:space="preserve">And I take that personally. </w:t>
+      </w:r>
+      <w:r>
+        <w:rPr/>
+        <w:t>(change photo)</w:t>
+      </w:r>
+    </w:p>
+    <w:p>
+      <w:pPr>
+        <w:pStyle w:val="BodyText"/>
+        <w:bidi w:val="0"/>
+        <w:spacing w:lineRule="auto" w:line="276" w:before="0" w:after="140"/>
+        <w:jc w:val="start"/>
+        <w:rPr/>
+      </w:pPr>
+      <w:r>
+        <w:rPr/>
+        <w:t>Our Mouse Proof Steel Containers are</w:t>
+      </w:r>
+      <w:r>
+        <w:rPr/>
+        <w:t xml:space="preserve"> built like a fortress — </w:t>
+      </w:r>
+      <w:r>
+        <w:rPr/>
+        <w:t>they are</w:t>
+      </w:r>
+      <w:r>
+        <w:rPr/>
+        <w:t xml:space="preserve"> </w:t>
+      </w:r>
+      <w:r>
+        <w:rPr/>
+        <w:t>dust proof</w:t>
+      </w:r>
+      <w:r>
+        <w:rPr/>
+        <w:t>, fire proo</w:t>
+      </w:r>
+      <w:r>
+        <w:rPr/>
+        <w:t xml:space="preserve">f, mouse proof and insect proof. </w:t>
+      </w:r>
+    </w:p>
+    <w:p>
+      <w:pPr>
+        <w:pStyle w:val="BodyText"/>
+        <w:bidi w:val="0"/>
+        <w:spacing w:lineRule="auto" w:line="276" w:before="0" w:after="140"/>
+        <w:jc w:val="start"/>
+        <w:rPr/>
+      </w:pPr>
+      <w:r>
+        <w:rPr>
+          <w:rStyle w:val="Strong"/>
+        </w:rPr>
+        <w:t>We are currently offering two months free rent with a six month contract. The best storage deal in the Uintah Basin. You can’t beat free!</w:t>
+      </w:r>
+    </w:p>
+    <w:p>
+      <w:pPr>
+        <w:pStyle w:val="BodyText"/>
+        <w:bidi w:val="0"/>
+        <w:spacing w:lineRule="auto" w:line="276" w:before="0" w:after="140"/>
+        <w:jc w:val="start"/>
+        <w:rPr/>
+      </w:pPr>
+      <w:r>
+        <w:rPr>
+          <w:rStyle w:val="Strong"/>
+        </w:rPr>
+        <w:t>Our 40 foot high cube units are only $230 a month….. your first two months rent free. They hold the goods of a normal full size home and garage. (add photo of the house shoved into the container)</w:t>
+      </w:r>
+    </w:p>
+    <w:p>
+      <w:pPr>
+        <w:pStyle w:val="BodyText"/>
+        <w:bidi w:val="0"/>
+        <w:spacing w:lineRule="auto" w:line="276" w:before="0" w:after="140"/>
+        <w:jc w:val="start"/>
+        <w:rPr/>
+      </w:pPr>
+      <w:r>
+        <w:rPr>
+          <w:rStyle w:val="Strong"/>
+        </w:rPr>
+        <w:t xml:space="preserve">Our 20 foot mouse proof containers cost only $130 a month and they hold the goods of a normal apartment, again your first two months are rent free with a six month contract. </w:t>
       </w:r>
     </w:p>
     <w:p>
@@ -223,56 +260,53 @@
         <w:rPr>
           <w:rStyle w:val="Strong"/>
         </w:rPr>
-        <w:t xml:space="preserve"> no hidden fees. Ever.</w:t>
-      </w:r>
-    </w:p>
-    <w:p>
-      <w:pPr>
-        <w:pStyle w:val="BodyText"/>
-        <w:bidi w:val="0"/>
-        <w:spacing w:lineRule="auto" w:line="276" w:before="0" w:after="140"/>
-        <w:jc w:val="start"/>
-        <w:rPr/>
-      </w:pPr>
-      <w:r>
-        <w:rPr/>
-        <w:t>Real savings. No gimmicks.</w:t>
-      </w:r>
-    </w:p>
-    <w:p>
-      <w:pPr>
-        <w:pStyle w:val="BodyText"/>
-        <w:bidi w:val="0"/>
-        <w:spacing w:lineRule="auto" w:line="276" w:before="0" w:after="140"/>
-        <w:jc w:val="start"/>
-        <w:rPr/>
-      </w:pPr>
-      <w:r>
-        <w:rPr/>
-        <w:t>So whether you’re moving, remodeling, running a business, or just need more space —</w:t>
+        <w:t xml:space="preserve"> no hidden fees. Ever!</w:t>
+      </w:r>
+    </w:p>
+    <w:p>
+      <w:pPr>
+        <w:pStyle w:val="BodyText"/>
+        <w:bidi w:val="0"/>
+        <w:spacing w:lineRule="auto" w:line="276" w:before="0" w:after="140"/>
+        <w:jc w:val="start"/>
+        <w:rPr/>
+      </w:pPr>
+      <w:r>
+        <w:rPr/>
+        <w:t xml:space="preserve">So whether you’re moving, remodeling, running a business, or just need more </w:t>
+      </w:r>
+      <w:r>
+        <w:rPr/>
+        <w:t xml:space="preserve">storage </w:t>
+      </w:r>
+      <w:r>
+        <w:rPr/>
+        <w:t>space —</w:t>
         <w:br/>
         <w:t>know this:</w:t>
-      </w:r>
-    </w:p>
-    <w:p>
-      <w:pPr>
-        <w:pStyle w:val="BodyText"/>
-        <w:bidi w:val="0"/>
-        <w:spacing w:lineRule="auto" w:line="276" w:before="0" w:after="140"/>
-        <w:jc w:val="start"/>
-        <w:rPr/>
-      </w:pPr>
-      <w:r>
-        <w:rPr/>
-        <w:t>Your things aren’t sitting in some anonymous warehouse.</w:t>
         <w:br/>
-        <w:t xml:space="preserve">They’re right here — </w:t>
-      </w:r>
-      <w:r>
-        <w:rPr>
-          <w:rStyle w:val="Strong"/>
-        </w:rPr>
-        <w:t>with your neighbor watching over them.</w:t>
+      </w:r>
+      <w:r>
+        <w:rPr/>
+        <w:t xml:space="preserve">Your valuable belongings are safe and secure </w:t>
+      </w:r>
+      <w:r>
+        <w:rPr>
+          <w:rStyle w:val="Strong"/>
+        </w:rPr>
+        <w:t xml:space="preserve">with your neighbor watching over them </w:t>
+      </w:r>
+      <w:r>
+        <w:rPr>
+          <w:rStyle w:val="Strong"/>
+        </w:rPr>
+        <w:t>24/7</w:t>
+      </w:r>
+      <w:r>
+        <w:rPr>
+          <w:rStyle w:val="Strong"/>
+        </w:rPr>
+        <w:t>.</w:t>
       </w:r>
     </w:p>
     <w:p>
@@ -310,27 +344,8 @@
         <w:rPr/>
       </w:pPr>
       <w:r>
-        <w:rPr>
-          <w:rStyle w:val="Strong"/>
-        </w:rPr>
-        <w:t>[Warm smile]</w:t>
-      </w:r>
-    </w:p>
-    <w:p>
-      <w:pPr>
-        <w:pStyle w:val="BodyText"/>
-        <w:bidi w:val="0"/>
-        <w:spacing w:lineRule="auto" w:line="276" w:before="0" w:after="140"/>
-        <w:jc w:val="start"/>
-        <w:rPr/>
-      </w:pPr>
-      <w:r>
-        <w:rPr/>
-        <w:t>I</w:t>
-      </w:r>
-      <w:r>
-        <w:rPr/>
-        <w:t xml:space="preserve"> take good care of you — and your stuff.</w:t>
+        <w:rPr/>
+        <w:t>I take good care of you — and your stuff.</w:t>
       </w:r>
     </w:p>
     <w:p>
@@ -351,6 +366,7 @@
       <w:pgNumType w:fmt="decimal"/>
       <w:formProt w:val="false"/>
       <w:textDirection w:val="lrTb"/>
+      <w:docGrid w:type="default" w:linePitch="100" w:charSpace="0"/>
     </w:sectPr>
   </w:body>
 </w:document>
@@ -370,7 +386,6 @@
     </w:rPrDefault>
     <w:pPrDefault>
       <w:pPr>
-        <w:widowControl/>
         <w:suppressAutoHyphens w:val="true"/>
       </w:pPr>
     </w:pPrDefault>
@@ -380,7 +395,10 @@
     <w:qFormat/>
     <w:pPr>
       <w:widowControl/>
+      <w:suppressAutoHyphens w:val="true"/>
       <w:bidi w:val="0"/>
+      <w:spacing w:before="0" w:after="0"/>
+      <w:jc w:val="start"/>
     </w:pPr>
     <w:rPr>
       <w:rFonts w:ascii="Liberation Serif" w:hAnsi="Liberation Serif" w:eastAsia="NSimSun" w:cs="Arial"/>
@@ -457,8 +475,8 @@
       <w:rFonts w:cs="Arial"/>
     </w:rPr>
   </w:style>
-  <w:style w:type="paragraph" w:styleId="BlockQuotation">
-    <w:name w:val="Block Quotation"/>
+  <w:style w:type="paragraph" w:styleId="BlockQuotationuser">
+    <w:name w:val="Block Quotation (user)"/>
     <w:basedOn w:val="Normal"/>
     <w:qFormat/>
     <w:pPr>

--- a/FortKnoxScript.docx
+++ b/FortKnoxScript.docx
@@ -153,7 +153,7 @@
       </w:pPr>
       <w:r>
         <w:rPr/>
-        <w:t>Our Mouse Proof Steel Containers are</w:t>
+        <w:t>(James07) Our Mouse Proof Steel Containers are</w:t>
       </w:r>
       <w:r>
         <w:rPr/>
